--- a/DOCUMENTATION_TECHNIQUE_SWIFT_EXTRACTOR.docx
+++ b/DOCUMENTATION_TECHNIQUE_SWIFT_EXTRACTOR.docx
@@ -29,6 +29,8 @@
       </w:pPr>
       <w:r>
         <w:t>Version: Février 2026</w:t>
+      </w:r>
+      <w:r>
         <w:br/>
         <w:t>Date de dernière mise à jour: 06/02/2026 12:46</w:t>
       </w:r>
@@ -85,14 +87,7 @@
           <w:rFonts w:ascii="Times New Roman" w:hAnsi="Times New Roman" w:cs="Times New Roman"/>
           <w:lang w:val="fr-FR"/>
         </w:rPr>
-        <w:t xml:space="preserve">. Il détaille pour chaque type de message </w:t>
-      </w:r>
-      <w:r>
-        <w:rPr>
-          <w:rFonts w:ascii="Times New Roman" w:hAnsi="Times New Roman" w:cs="Times New Roman"/>
-          <w:lang w:val="fr-FR"/>
-        </w:rPr>
-        <w:t>(MT103, MT202, MT900, MT910) et chaque direction (entrant/sortant) les champs SWIFT sources utilisés pour extraire les données des colonnes du classeur Excel final.</w:t>
+        <w:t>. Il détaille pour chaque type de message (MT103, MT202, MT900, MT910) et chaque direction (entrant/sortant) les champs SWIFT sources utilisés pour extraire les données des colonnes du classeur Excel final.</w:t>
       </w:r>
     </w:p>
     <w:p>
@@ -107,14 +102,7 @@
           <w:rFonts w:ascii="Times New Roman" w:hAnsi="Times New Roman" w:cs="Times New Roman"/>
           <w:lang w:val="fr-FR"/>
         </w:rPr>
-        <w:t>L'application traite les fichiers PDF contenant des messages SWIFT et génère un classeur Ex</w:t>
-      </w:r>
-      <w:r>
-        <w:rPr>
-          <w:rFonts w:ascii="Times New Roman" w:hAnsi="Times New Roman" w:cs="Times New Roman"/>
-          <w:lang w:val="fr-FR"/>
-        </w:rPr>
-        <w:t>cel récapitulatif avec différentes feuilles selon les règles métier définies.</w:t>
+        <w:t>L'application traite les fichiers PDF contenant des messages SWIFT et génère un classeur Excel récapitulatif avec différentes feuilles selon les règles métier définies.</w:t>
       </w:r>
     </w:p>
     <w:p>
@@ -171,9 +159,9 @@
         <w:tblLook w:val="04A0" w:firstRow="1" w:lastRow="0" w:firstColumn="1" w:lastColumn="0" w:noHBand="0" w:noVBand="1"/>
       </w:tblPr>
       <w:tblGrid>
-        <w:gridCol w:w="2880"/>
-        <w:gridCol w:w="2880"/>
-        <w:gridCol w:w="2880"/>
+        <w:gridCol w:w="2876"/>
+        <w:gridCol w:w="2877"/>
+        <w:gridCol w:w="2877"/>
       </w:tblGrid>
       <w:tr>
         <w:tc>
@@ -267,13 +255,7 @@
               <w:rPr>
                 <w:rFonts w:ascii="Times New Roman" w:hAnsi="Times New Roman" w:cs="Times New Roman"/>
               </w:rPr>
-              <w:t>M</w:t>
-            </w:r>
-            <w:r>
-              <w:rPr>
-                <w:rFonts w:ascii="Times New Roman" w:hAnsi="Times New Roman" w:cs="Times New Roman"/>
-              </w:rPr>
-              <w:t>T103</w:t>
+              <w:t>MT103</w:t>
             </w:r>
           </w:p>
         </w:tc>
@@ -585,14 +567,7 @@
           <w:rFonts w:ascii="Times New Roman" w:hAnsi="Times New Roman" w:cs="Times New Roman"/>
           <w:lang w:val="fr-FR"/>
         </w:rPr>
-        <w:t>Tout message SWIFT dont le type n'est pas 103, 202, 900 ou 910 est automatiquement rejeté et non inclus dans le classeur de sortie. Les messages MT900 ne sont traités que dans</w:t>
-      </w:r>
-      <w:r>
-        <w:rPr>
-          <w:rFonts w:ascii="Times New Roman" w:hAnsi="Times New Roman" w:cs="Times New Roman"/>
-          <w:lang w:val="fr-FR"/>
-        </w:rPr>
-        <w:t xml:space="preserve"> le mode "Analyse des transferts" (non disponible pour les modes </w:t>
+        <w:t xml:space="preserve">Tout message SWIFT dont le type n'est pas 103, 202, 900 ou 910 est automatiquement rejeté et non inclus dans le classeur de sortie. Les messages MT900 ne sont traités que dans le mode "Analyse des transferts" (non disponible pour les modes </w:t>
       </w:r>
       <w:proofErr w:type="spellStart"/>
       <w:r>
@@ -640,6 +615,7 @@
           <w:rFonts w:ascii="Times New Roman" w:hAnsi="Times New Roman" w:cs="Times New Roman"/>
           <w:lang w:val="fr-FR"/>
         </w:rPr>
+        <w:lastRenderedPageBreak/>
         <w:t>3. Colonnes du Classeur Excel et Sources d'Extraction</w:t>
       </w:r>
     </w:p>
@@ -655,14 +631,7 @@
           <w:rFonts w:ascii="Times New Roman" w:hAnsi="Times New Roman" w:cs="Times New Roman"/>
           <w:lang w:val="fr-FR"/>
         </w:rPr>
-        <w:t>Le classeur Excel final contient les colonnes suivantes. Pour chaque colonne, les champs SWIFT source vari</w:t>
-      </w:r>
-      <w:r>
-        <w:rPr>
-          <w:rFonts w:ascii="Times New Roman" w:hAnsi="Times New Roman" w:cs="Times New Roman"/>
-          <w:lang w:val="fr-FR"/>
-        </w:rPr>
-        <w:t>ent selon le type de message et la direction (entrant/sortant).</w:t>
+        <w:t>Le classeur Excel final contient les colonnes suivantes. Pour chaque colonne, les champs SWIFT source varient selon le type de message et la direction (entrant/sortant).</w:t>
       </w:r>
     </w:p>
     <w:p>
@@ -708,8 +677,8 @@
         <w:tblLook w:val="04A0" w:firstRow="1" w:lastRow="0" w:firstColumn="1" w:lastColumn="0" w:noHBand="0" w:noVBand="1"/>
       </w:tblPr>
       <w:tblGrid>
-        <w:gridCol w:w="4320"/>
-        <w:gridCol w:w="4320"/>
+        <w:gridCol w:w="4315"/>
+        <w:gridCol w:w="4315"/>
       </w:tblGrid>
       <w:tr>
         <w:tc>
@@ -1186,13 +1155,7 @@
               <w:rPr>
                 <w:rFonts w:ascii="Times New Roman" w:hAnsi="Times New Roman" w:cs="Times New Roman"/>
               </w:rPr>
-              <w:t xml:space="preserve">Code </w:t>
-            </w:r>
-            <w:r>
-              <w:rPr>
-                <w:rFonts w:ascii="Times New Roman" w:hAnsi="Times New Roman" w:cs="Times New Roman"/>
-              </w:rPr>
-              <w:t>devise ISO 3 lettres</w:t>
+              <w:t>Code devise ISO 3 lettres</w:t>
             </w:r>
           </w:p>
         </w:tc>
@@ -1288,9 +1251,9 @@
         <w:tblLook w:val="04A0" w:firstRow="1" w:lastRow="0" w:firstColumn="1" w:lastColumn="0" w:noHBand="0" w:noVBand="1"/>
       </w:tblPr>
       <w:tblGrid>
-        <w:gridCol w:w="2880"/>
-        <w:gridCol w:w="2880"/>
-        <w:gridCol w:w="2880"/>
+        <w:gridCol w:w="2876"/>
+        <w:gridCol w:w="2877"/>
+        <w:gridCol w:w="2877"/>
       </w:tblGrid>
       <w:tr>
         <w:tc>
@@ -1404,13 +1367,7 @@
               <w:rPr>
                 <w:rFonts w:ascii="Times New Roman" w:hAnsi="Times New Roman" w:cs="Times New Roman"/>
               </w:rPr>
-              <w:t>IdentifierCode / Co</w:t>
-            </w:r>
-            <w:r>
-              <w:rPr>
-                <w:rFonts w:ascii="Times New Roman" w:hAnsi="Times New Roman" w:cs="Times New Roman"/>
-              </w:rPr>
-              <w:t>de d'identifiant</w:t>
+              <w:t>IdentifierCode / Code d'identifiant</w:t>
             </w:r>
           </w:p>
         </w:tc>
@@ -1853,14 +1810,7 @@
                 <w:rFonts w:ascii="Times New Roman" w:hAnsi="Times New Roman" w:cs="Times New Roman"/>
                 <w:lang w:val="fr-FR"/>
               </w:rPr>
-              <w:t>Nom mappé ou extr</w:t>
-            </w:r>
-            <w:r>
-              <w:rPr>
-                <w:rFonts w:ascii="Times New Roman" w:hAnsi="Times New Roman" w:cs="Times New Roman"/>
-                <w:lang w:val="fr-FR"/>
-              </w:rPr>
-              <w:t>ait du champ</w:t>
+              <w:t>Nom mappé ou extrait du champ</w:t>
             </w:r>
           </w:p>
         </w:tc>
@@ -2152,14 +2102,15 @@
                 <w:rFonts w:ascii="Times New Roman" w:hAnsi="Times New Roman" w:cs="Times New Roman"/>
                 <w:lang w:val="fr-FR"/>
               </w:rPr>
-              <w:t xml:space="preserve">Contenu COMPLET du champ </w:t>
+              <w:t xml:space="preserve">Contenu COMPLET du </w:t>
             </w:r>
             <w:r>
               <w:rPr>
                 <w:rFonts w:ascii="Times New Roman" w:hAnsi="Times New Roman" w:cs="Times New Roman"/>
                 <w:lang w:val="fr-FR"/>
               </w:rPr>
-              <w:t>(</w:t>
+              <w:lastRenderedPageBreak/>
+              <w:t>champ (</w:t>
             </w:r>
             <w:proofErr w:type="spellStart"/>
             <w:r>
@@ -2194,6 +2145,7 @@
           <w:b/>
           <w:lang w:val="fr-FR"/>
         </w:rPr>
+        <w:lastRenderedPageBreak/>
         <w:t>IMPORTANT - Validation du code BIC pour les pays CEMAC:</w:t>
       </w:r>
     </w:p>
@@ -2249,14 +2201,7 @@
           <w:lang w:val="fr-FR"/>
         </w:rPr>
         <w:br/>
-        <w:t xml:space="preserve">- GQ </w:t>
-      </w:r>
-      <w:r>
-        <w:rPr>
-          <w:rFonts w:ascii="Times New Roman" w:hAnsi="Times New Roman" w:cs="Times New Roman"/>
-          <w:lang w:val="fr-FR"/>
-        </w:rPr>
-        <w:t>(Guinée Équatoriale)</w:t>
+        <w:t>- GQ (Guinée Équatoriale)</w:t>
       </w:r>
       <w:r>
         <w:rPr>
@@ -2303,14 +2248,7 @@
           <w:rFonts w:ascii="Times New Roman" w:hAnsi="Times New Roman" w:cs="Times New Roman"/>
           <w:lang w:val="fr-FR"/>
         </w:rPr>
-        <w:t xml:space="preserve">GENERALE, FINANCES, BANQUE, RECETTE, PAIERIE, TRESOR, MINISTERE, CAISSE, </w:t>
-      </w:r>
-      <w:r>
-        <w:rPr>
-          <w:rFonts w:ascii="Times New Roman" w:hAnsi="Times New Roman" w:cs="Times New Roman"/>
-          <w:lang w:val="fr-FR"/>
-        </w:rPr>
-        <w:t>COMPTABLE, DETAILS, NATIONALE</w:t>
+        <w:t>GENERALE, FINANCES, BANQUE, RECETTE, PAIERIE, TRESOR, MINISTERE, CAISSE, COMPTABLE, DETAILS, NATIONALE</w:t>
       </w:r>
     </w:p>
     <w:p>
@@ -2403,14 +2341,7 @@
           <w:rFonts w:ascii="Times New Roman" w:hAnsi="Times New Roman" w:cs="Times New Roman"/>
           <w:lang w:val="fr-FR"/>
         </w:rPr>
-        <w:t xml:space="preserve">1. Codes Trésor (1001-6001) dans F50F → </w:t>
-      </w:r>
-      <w:r>
-        <w:rPr>
-          <w:rFonts w:ascii="Times New Roman" w:hAnsi="Times New Roman" w:cs="Times New Roman"/>
-          <w:lang w:val="fr-FR"/>
-        </w:rPr>
-        <w:t>mappés via colonne "</w:t>
+        <w:t>1. Codes Trésor (1001-6001) dans F50F → mappés via colonne "</w:t>
       </w:r>
       <w:proofErr w:type="spellStart"/>
       <w:r>
@@ -2470,7 +2401,21 @@
         <w:rPr>
           <w:rFonts w:ascii="Times New Roman" w:hAnsi="Times New Roman" w:cs="Times New Roman"/>
         </w:rPr>
-        <w:t xml:space="preserve"> du NameAndAddress de F50F</w:t>
+        <w:t xml:space="preserve"> du </w:t>
+      </w:r>
+      <w:proofErr w:type="spellStart"/>
+      <w:r>
+        <w:rPr>
+          <w:rFonts w:ascii="Times New Roman" w:hAnsi="Times New Roman" w:cs="Times New Roman"/>
+        </w:rPr>
+        <w:t>NameAndAddress</w:t>
+      </w:r>
+      <w:proofErr w:type="spellEnd"/>
+      <w:r>
+        <w:rPr>
+          <w:rFonts w:ascii="Times New Roman" w:hAnsi="Times New Roman" w:cs="Times New Roman"/>
+        </w:rPr>
+        <w:t xml:space="preserve"> de F50F</w:t>
       </w:r>
     </w:p>
     <w:tbl>
@@ -2480,9 +2425,9 @@
         <w:tblLook w:val="04A0" w:firstRow="1" w:lastRow="0" w:firstColumn="1" w:lastColumn="0" w:noHBand="0" w:noVBand="1"/>
       </w:tblPr>
       <w:tblGrid>
-        <w:gridCol w:w="2880"/>
-        <w:gridCol w:w="2880"/>
-        <w:gridCol w:w="2880"/>
+        <w:gridCol w:w="2877"/>
+        <w:gridCol w:w="2876"/>
+        <w:gridCol w:w="2877"/>
       </w:tblGrid>
       <w:tr>
         <w:tc>
@@ -2538,14 +2483,7 @@
                 <w:rFonts w:ascii="Times New Roman" w:hAnsi="Times New Roman" w:cs="Times New Roman"/>
                 <w:b/>
               </w:rPr>
-              <w:t>D</w:t>
-            </w:r>
-            <w:r>
-              <w:rPr>
-                <w:rFonts w:ascii="Times New Roman" w:hAnsi="Times New Roman" w:cs="Times New Roman"/>
-                <w:b/>
-              </w:rPr>
-              <w:t>étail</w:t>
+              <w:t>Détail</w:t>
             </w:r>
           </w:p>
         </w:tc>
@@ -2867,13 +2805,7 @@
               <w:rPr>
                 <w:rFonts w:ascii="Times New Roman" w:hAnsi="Times New Roman" w:cs="Times New Roman"/>
               </w:rPr>
-              <w:t>Priorité: Trésor → BIC</w:t>
-            </w:r>
-            <w:r>
-              <w:rPr>
-                <w:rFonts w:ascii="Times New Roman" w:hAnsi="Times New Roman" w:cs="Times New Roman"/>
-              </w:rPr>
-              <w:t xml:space="preserve"> → CCF</w:t>
+              <w:t>Priorité: Trésor → BIC → CCF</w:t>
             </w:r>
           </w:p>
         </w:tc>
@@ -3164,13 +3096,7 @@
               <w:rPr>
                 <w:rFonts w:ascii="Times New Roman" w:hAnsi="Times New Roman" w:cs="Times New Roman"/>
               </w:rPr>
-              <w:t>Secti</w:t>
-            </w:r>
-            <w:r>
-              <w:rPr>
-                <w:rFonts w:ascii="Times New Roman" w:hAnsi="Times New Roman" w:cs="Times New Roman"/>
-              </w:rPr>
-              <w:t>on Amount/Montant</w:t>
+              <w:t>Section Amount/Montant</w:t>
             </w:r>
           </w:p>
         </w:tc>
@@ -3311,9 +3237,9 @@
         <w:tblLook w:val="04A0" w:firstRow="1" w:lastRow="0" w:firstColumn="1" w:lastColumn="0" w:noHBand="0" w:noVBand="1"/>
       </w:tblPr>
       <w:tblGrid>
-        <w:gridCol w:w="2880"/>
-        <w:gridCol w:w="2880"/>
-        <w:gridCol w:w="2880"/>
+        <w:gridCol w:w="2877"/>
+        <w:gridCol w:w="2876"/>
+        <w:gridCol w:w="2877"/>
       </w:tblGrid>
       <w:tr>
         <w:tc>
@@ -3427,14 +3353,7 @@
                 <w:rFonts w:ascii="Times New Roman" w:hAnsi="Times New Roman" w:cs="Times New Roman"/>
                 <w:lang w:val="fr-FR"/>
               </w:rPr>
-              <w:t>Priorité: F52A (BIC), sinon F52D (code 4 chiffres</w:t>
-            </w:r>
-            <w:r>
-              <w:rPr>
-                <w:rFonts w:ascii="Times New Roman" w:hAnsi="Times New Roman" w:cs="Times New Roman"/>
-                <w:lang w:val="fr-FR"/>
-              </w:rPr>
-              <w:t xml:space="preserve"> ou BIC)</w:t>
+              <w:t>Priorité: F52A (BIC), sinon F52D (code 4 chiffres ou BIC)</w:t>
             </w:r>
           </w:p>
         </w:tc>
@@ -4152,14 +4071,7 @@
           <w:rFonts w:ascii="Times New Roman" w:hAnsi="Times New Roman" w:cs="Times New Roman"/>
           <w:lang w:val="fr-FR"/>
         </w:rPr>
-        <w:t xml:space="preserve"> → mappé via co</w:t>
-      </w:r>
-      <w:r>
-        <w:rPr>
-          <w:rFonts w:ascii="Times New Roman" w:hAnsi="Times New Roman" w:cs="Times New Roman"/>
-          <w:lang w:val="fr-FR"/>
-        </w:rPr>
-        <w:t>lonne "</w:t>
+        <w:t xml:space="preserve"> → mappé via colonne "</w:t>
       </w:r>
       <w:proofErr w:type="spellStart"/>
       <w:r>
@@ -4224,9 +4136,9 @@
         <w:tblLook w:val="04A0" w:firstRow="1" w:lastRow="0" w:firstColumn="1" w:lastColumn="0" w:noHBand="0" w:noVBand="1"/>
       </w:tblPr>
       <w:tblGrid>
-        <w:gridCol w:w="2880"/>
-        <w:gridCol w:w="2880"/>
-        <w:gridCol w:w="2880"/>
+        <w:gridCol w:w="2876"/>
+        <w:gridCol w:w="2876"/>
+        <w:gridCol w:w="2878"/>
       </w:tblGrid>
       <w:tr>
         <w:tc>
@@ -4492,8 +4404,6 @@
               </w:rPr>
               <w:t>En-tête</w:t>
             </w:r>
-            <w:bookmarkStart w:id="0" w:name="_GoBack"/>
-            <w:bookmarkEnd w:id="0"/>
           </w:p>
         </w:tc>
         <w:tc>
@@ -4680,13 +4590,7 @@
               <w:rPr>
                 <w:rFonts w:ascii="Times New Roman" w:hAnsi="Times New Roman" w:cs="Times New Roman"/>
               </w:rPr>
-              <w:t xml:space="preserve">F52A / </w:t>
-            </w:r>
-            <w:r>
-              <w:rPr>
-                <w:rFonts w:ascii="Times New Roman" w:hAnsi="Times New Roman" w:cs="Times New Roman"/>
-              </w:rPr>
-              <w:t>F52D</w:t>
+              <w:t>F52A / F52D</w:t>
             </w:r>
           </w:p>
         </w:tc>
@@ -4990,14 +4894,7 @@
                 <w:rFonts w:ascii="Times New Roman" w:hAnsi="Times New Roman" w:cs="Times New Roman"/>
                 <w:lang w:val="fr-FR"/>
               </w:rPr>
-              <w:t xml:space="preserve">Non </w:t>
-            </w:r>
-            <w:r>
-              <w:rPr>
-                <w:rFonts w:ascii="Times New Roman" w:hAnsi="Times New Roman" w:cs="Times New Roman"/>
-                <w:lang w:val="fr-FR"/>
-              </w:rPr>
-              <w:t>extrait pour les sortants</w:t>
+              <w:t>Non extrait pour les sortants</w:t>
             </w:r>
           </w:p>
         </w:tc>
@@ -5096,14 +4993,7 @@
           <w:rFonts w:ascii="Times New Roman" w:hAnsi="Times New Roman" w:cs="Times New Roman"/>
           <w:lang w:val="fr-FR"/>
         </w:rPr>
-        <w:t xml:space="preserve">3.6 </w:t>
-      </w:r>
-      <w:r>
-        <w:rPr>
-          <w:rFonts w:ascii="Times New Roman" w:hAnsi="Times New Roman" w:cs="Times New Roman"/>
-          <w:lang w:val="fr-FR"/>
-        </w:rPr>
-        <w:t>MT910 Entrant (</w:t>
+        <w:t>3.6 MT910 Entrant (</w:t>
       </w:r>
       <w:proofErr w:type="spellStart"/>
       <w:r>
@@ -5144,9 +5034,9 @@
         <w:tblLook w:val="04A0" w:firstRow="1" w:lastRow="0" w:firstColumn="1" w:lastColumn="0" w:noHBand="0" w:noVBand="1"/>
       </w:tblPr>
       <w:tblGrid>
-        <w:gridCol w:w="2880"/>
-        <w:gridCol w:w="2880"/>
-        <w:gridCol w:w="2880"/>
+        <w:gridCol w:w="2877"/>
+        <w:gridCol w:w="2876"/>
+        <w:gridCol w:w="2877"/>
       </w:tblGrid>
       <w:tr>
         <w:tc>
@@ -5372,13 +5262,7 @@
               <w:rPr>
                 <w:rFonts w:ascii="Times New Roman" w:hAnsi="Times New Roman" w:cs="Times New Roman"/>
               </w:rPr>
-              <w:t xml:space="preserve">Transaction </w:t>
-            </w:r>
-            <w:r>
-              <w:rPr>
-                <w:rFonts w:ascii="Times New Roman" w:hAnsi="Times New Roman" w:cs="Times New Roman"/>
-              </w:rPr>
-              <w:t>Reference</w:t>
+              <w:t>Transaction Reference</w:t>
             </w:r>
           </w:p>
         </w:tc>
@@ -5942,14 +5826,7 @@
           <w:rFonts w:ascii="Times New Roman" w:hAnsi="Times New Roman" w:cs="Times New Roman"/>
           <w:lang w:val="fr-FR"/>
         </w:rPr>
-        <w:t xml:space="preserve">Le MT900 est une confirmation de débit. Il est traité </w:t>
-      </w:r>
-      <w:r>
-        <w:rPr>
-          <w:rFonts w:ascii="Times New Roman" w:hAnsi="Times New Roman" w:cs="Times New Roman"/>
-          <w:lang w:val="fr-FR"/>
-        </w:rPr>
-        <w:t>uniquement dans le mode "Analyse des transferts exécutés".</w:t>
+        <w:t>Le MT900 est une confirmation de débit. Il est traité uniquement dans le mode "Analyse des transferts exécutés".</w:t>
       </w:r>
     </w:p>
     <w:tbl>
@@ -5959,9 +5836,9 @@
         <w:tblLook w:val="04A0" w:firstRow="1" w:lastRow="0" w:firstColumn="1" w:lastColumn="0" w:noHBand="0" w:noVBand="1"/>
       </w:tblPr>
       <w:tblGrid>
-        <w:gridCol w:w="2880"/>
-        <w:gridCol w:w="2880"/>
-        <w:gridCol w:w="2880"/>
+        <w:gridCol w:w="2876"/>
+        <w:gridCol w:w="2877"/>
+        <w:gridCol w:w="2877"/>
       </w:tblGrid>
       <w:tr>
         <w:tc>
@@ -6254,14 +6131,7 @@
                 <w:rFonts w:ascii="Times New Roman" w:hAnsi="Times New Roman" w:cs="Times New Roman"/>
                 <w:lang w:val="fr-FR"/>
               </w:rPr>
-              <w:t xml:space="preserve"> Reference - utilisé pour </w:t>
-            </w:r>
-            <w:r>
-              <w:rPr>
-                <w:rFonts w:ascii="Times New Roman" w:hAnsi="Times New Roman" w:cs="Times New Roman"/>
-                <w:lang w:val="fr-FR"/>
-              </w:rPr>
-              <w:t>matcher avec MT202/MT103</w:t>
+              <w:t xml:space="preserve"> Reference - utilisé pour matcher avec MT202/MT103</w:t>
             </w:r>
           </w:p>
         </w:tc>
@@ -6509,13 +6379,7 @@
               <w:rPr>
                 <w:rFonts w:ascii="Times New Roman" w:hAnsi="Times New Roman" w:cs="Times New Roman"/>
               </w:rPr>
-              <w:t xml:space="preserve">Récupéré du message </w:t>
-            </w:r>
-            <w:r>
-              <w:rPr>
-                <w:rFonts w:ascii="Times New Roman" w:hAnsi="Times New Roman" w:cs="Times New Roman"/>
-              </w:rPr>
-              <w:t>matché</w:t>
+              <w:t>Récupéré du message matché</w:t>
             </w:r>
           </w:p>
         </w:tc>
@@ -6831,14 +6695,7 @@
           <w:rFonts w:ascii="Times New Roman" w:hAnsi="Times New Roman" w:cs="Times New Roman"/>
           <w:lang w:val="fr-FR"/>
         </w:rPr>
-        <w:t xml:space="preserve"> </w:t>
-      </w:r>
-      <w:r>
-        <w:rPr>
-          <w:rFonts w:ascii="Times New Roman" w:hAnsi="Times New Roman" w:cs="Times New Roman"/>
-          <w:lang w:val="fr-FR"/>
-        </w:rPr>
-        <w:t>s'effectue en comparant la référence d'origine (F21) du MT900 avec la référence (F20) des messages MT202/MT103 du même fichier.</w:t>
+        <w:t xml:space="preserve"> s'effectue en comparant la référence d'origine (F21) du MT900 avec la référence (F20) des messages MT202/MT103 du même fichier.</w:t>
       </w:r>
     </w:p>
     <w:p>
@@ -6901,14 +6758,7 @@
           <w:rFonts w:ascii="Times New Roman" w:hAnsi="Times New Roman" w:cs="Times New Roman"/>
           <w:lang w:val="fr-FR"/>
         </w:rPr>
-        <w:t>Cette règl</w:t>
-      </w:r>
-      <w:r>
-        <w:rPr>
-          <w:rFonts w:ascii="Times New Roman" w:hAnsi="Times New Roman" w:cs="Times New Roman"/>
-          <w:lang w:val="fr-FR"/>
-        </w:rPr>
-        <w:t>e s'applique UNIQUEMENT aux messages MT103 en devise USD.</w:t>
+        <w:t>Cette règle s'applique UNIQUEMENT aux messages MT103 en devise USD.</w:t>
       </w:r>
     </w:p>
     <w:p>
@@ -6924,7 +6774,17 @@
           <w:b/>
           <w:lang w:val="fr-FR"/>
         </w:rPr>
-        <w:t>Condition d'exclusion:</w:t>
+        <w:t>Condition d'ex</w:t>
+      </w:r>
+      <w:bookmarkStart w:id="0" w:name="_GoBack"/>
+      <w:bookmarkEnd w:id="0"/>
+      <w:r>
+        <w:rPr>
+          <w:rFonts w:ascii="Times New Roman" w:hAnsi="Times New Roman" w:cs="Times New Roman"/>
+          <w:b/>
+          <w:lang w:val="fr-FR"/>
+        </w:rPr>
+        <w:t>clusion:</w:t>
       </w:r>
     </w:p>
     <w:p>
@@ -6970,14 +6830,7 @@
           <w:lang w:val="fr-FR"/>
         </w:rPr>
         <w:br/>
-        <w:t>Ces champs correspondent aux correspondants</w:t>
-      </w:r>
-      <w:r>
-        <w:rPr>
-          <w:rFonts w:ascii="Times New Roman" w:hAnsi="Times New Roman" w:cs="Times New Roman"/>
-          <w:lang w:val="fr-FR"/>
-        </w:rPr>
-        <w:t xml:space="preserve"> bancaires intermédiaires.</w:t>
+        <w:t>Ces champs correspondent aux correspondants bancaires intermédiaires.</w:t>
       </w:r>
     </w:p>
     <w:p>
@@ -7102,14 +6955,7 @@
           <w:rFonts w:ascii="Times New Roman" w:hAnsi="Times New Roman" w:cs="Times New Roman"/>
           <w:lang w:val="fr-FR"/>
         </w:rPr>
-        <w:t xml:space="preserve">Le code </w:t>
-      </w:r>
-      <w:r>
-        <w:rPr>
-          <w:rFonts w:ascii="Times New Roman" w:hAnsi="Times New Roman" w:cs="Times New Roman"/>
-          <w:lang w:val="fr-FR"/>
-        </w:rPr>
-        <w:t>BEACCMCX091 est détecté dans F50A ou F52A (après "</w:t>
+        <w:t>Le code BEACCMCX091 est détecté dans F50A ou F52A (après "</w:t>
       </w:r>
       <w:proofErr w:type="spellStart"/>
       <w:r>
@@ -7204,15 +7050,7 @@
           <w:b/>
           <w:lang w:val="fr-FR"/>
         </w:rPr>
-        <w:t>Champ d'ap</w:t>
-      </w:r>
-      <w:r>
-        <w:rPr>
-          <w:rFonts w:ascii="Times New Roman" w:hAnsi="Times New Roman" w:cs="Times New Roman"/>
-          <w:b/>
-          <w:lang w:val="fr-FR"/>
-        </w:rPr>
-        <w:t>plication:</w:t>
+        <w:t>Champ d'application:</w:t>
       </w:r>
     </w:p>
     <w:p>
@@ -7337,14 +7175,7 @@
           <w:rFonts w:ascii="Times New Roman" w:hAnsi="Times New Roman" w:cs="Times New Roman"/>
           <w:lang w:val="fr-FR"/>
         </w:rPr>
-        <w:t>4.4 Règle 4: Exceptions EUR - T2PI, T2RM,</w:t>
-      </w:r>
-      <w:r>
-        <w:rPr>
-          <w:rFonts w:ascii="Times New Roman" w:hAnsi="Times New Roman" w:cs="Times New Roman"/>
-          <w:lang w:val="fr-FR"/>
-        </w:rPr>
-        <w:t xml:space="preserve"> T2PL</w:t>
+        <w:t>4.4 Règle 4: Exceptions EUR - T2PI, T2RM, T2PL</w:t>
       </w:r>
     </w:p>
     <w:p>
@@ -8107,14 +7938,7 @@
                 <w:rFonts w:ascii="Times New Roman" w:hAnsi="Times New Roman" w:cs="Times New Roman"/>
                 <w:b/>
               </w:rPr>
-              <w:t>Conditi</w:t>
-            </w:r>
-            <w:r>
-              <w:rPr>
-                <w:rFonts w:ascii="Times New Roman" w:hAnsi="Times New Roman" w:cs="Times New Roman"/>
-                <w:b/>
-              </w:rPr>
-              <w:t>on</w:t>
+              <w:t>Condition</w:t>
             </w:r>
           </w:p>
         </w:tc>
@@ -8293,14 +8117,7 @@
           <w:rFonts w:ascii="Times New Roman" w:hAnsi="Times New Roman" w:cs="Times New Roman"/>
           <w:lang w:val="fr-FR"/>
         </w:rPr>
-        <w:t xml:space="preserve">5. Structure </w:t>
-      </w:r>
-      <w:r>
-        <w:rPr>
-          <w:rFonts w:ascii="Times New Roman" w:hAnsi="Times New Roman" w:cs="Times New Roman"/>
-          <w:lang w:val="fr-FR"/>
-        </w:rPr>
-        <w:t>du Classeur Excel Généré</w:t>
+        <w:t>5. Structure du Classeur Excel Généré</w:t>
       </w:r>
     </w:p>
     <w:p>
@@ -8508,14 +8325,7 @@
                 <w:rFonts w:ascii="Times New Roman" w:hAnsi="Times New Roman" w:cs="Times New Roman"/>
                 <w:lang w:val="fr-FR"/>
               </w:rPr>
-              <w:t>Messages MT910 avec code BEACCMCX09</w:t>
-            </w:r>
-            <w:r>
-              <w:rPr>
-                <w:rFonts w:ascii="Times New Roman" w:hAnsi="Times New Roman" w:cs="Times New Roman"/>
-                <w:lang w:val="fr-FR"/>
-              </w:rPr>
-              <w:t>1</w:t>
+              <w:t>Messages MT910 avec code BEACCMCX091</w:t>
             </w:r>
           </w:p>
         </w:tc>
@@ -8883,20 +8693,28 @@
         <w:rPr>
           <w:rFonts w:ascii="Times New Roman" w:hAnsi="Times New Roman" w:cs="Times New Roman"/>
         </w:rPr>
-        <w:t>c</w:t>
-      </w:r>
-      <w:r>
-        <w:rPr>
-          <w:rFonts w:ascii="Times New Roman" w:hAnsi="Times New Roman" w:cs="Times New Roman"/>
-        </w:rPr>
-        <w:t>ontenir</w:t>
+        <w:t>contenir</w:t>
       </w:r>
       <w:proofErr w:type="spellEnd"/>
       <w:r>
         <w:rPr>
           <w:rFonts w:ascii="Times New Roman" w:hAnsi="Times New Roman" w:cs="Times New Roman"/>
         </w:rPr>
-        <w:t xml:space="preserve"> les colonnes suivantes:</w:t>
+        <w:t xml:space="preserve"> les </w:t>
+      </w:r>
+      <w:proofErr w:type="spellStart"/>
+      <w:r>
+        <w:rPr>
+          <w:rFonts w:ascii="Times New Roman" w:hAnsi="Times New Roman" w:cs="Times New Roman"/>
+        </w:rPr>
+        <w:t>colonnes</w:t>
+      </w:r>
+      <w:proofErr w:type="spellEnd"/>
+      <w:r>
+        <w:rPr>
+          <w:rFonts w:ascii="Times New Roman" w:hAnsi="Times New Roman" w:cs="Times New Roman"/>
+        </w:rPr>
+        <w:t xml:space="preserve"> suivantes:</w:t>
       </w:r>
     </w:p>
     <w:tbl>
@@ -9190,14 +9008,7 @@
                 <w:rFonts w:ascii="Times New Roman" w:hAnsi="Times New Roman" w:cs="Times New Roman"/>
                 <w:lang w:val="fr-FR"/>
               </w:rPr>
-              <w:t xml:space="preserve">Codes </w:t>
-            </w:r>
-            <w:r>
-              <w:rPr>
-                <w:rFonts w:ascii="Times New Roman" w:hAnsi="Times New Roman" w:cs="Times New Roman"/>
-                <w:lang w:val="fr-FR"/>
-              </w:rPr>
-              <w:t>4 chiffres (ex: 1001, 6001) pour le Trésor</w:t>
+              <w:t>Codes 4 chiffres (ex: 1001, 6001) pour le Trésor</w:t>
             </w:r>
           </w:p>
         </w:tc>
@@ -9327,14 +9138,7 @@
           <w:lang w:val="fr-FR"/>
         </w:rPr>
         <w:br/>
-        <w:t>4. data/bic_codes.xl</w:t>
-      </w:r>
-      <w:r>
-        <w:rPr>
-          <w:rFonts w:ascii="Times New Roman" w:hAnsi="Times New Roman" w:cs="Times New Roman"/>
-          <w:lang w:val="fr-FR"/>
-        </w:rPr>
-        <w:t>sx (relatif à l'application)</w:t>
+        <w:t>4. data/bic_codes.xlsx (relatif à l'application)</w:t>
       </w:r>
     </w:p>
     <w:p>
@@ -10136,14 +9940,7 @@
                 <w:rFonts w:ascii="Times New Roman" w:hAnsi="Times New Roman" w:cs="Times New Roman"/>
                 <w:lang w:val="fr-FR"/>
               </w:rPr>
-              <w:t>Extraction donneur MT1</w:t>
-            </w:r>
-            <w:r>
-              <w:rPr>
-                <w:rFonts w:ascii="Times New Roman" w:hAnsi="Times New Roman" w:cs="Times New Roman"/>
-                <w:lang w:val="fr-FR"/>
-              </w:rPr>
-              <w:t xml:space="preserve">03 sortant: Trésor → BIC → CCF → </w:t>
+              <w:t xml:space="preserve">Extraction donneur MT103 sortant: Trésor → BIC → CCF → </w:t>
             </w:r>
             <w:proofErr w:type="spellStart"/>
             <w:r>
@@ -10368,14 +10165,7 @@
                 <w:rFonts w:ascii="Times New Roman" w:hAnsi="Times New Roman" w:cs="Times New Roman"/>
                 <w:lang w:val="fr-FR"/>
               </w:rPr>
-              <w:t>Bénéficiaire vide pour MT103 entrant et</w:t>
-            </w:r>
-            <w:r>
-              <w:rPr>
-                <w:rFonts w:ascii="Times New Roman" w:hAnsi="Times New Roman" w:cs="Times New Roman"/>
-                <w:lang w:val="fr-FR"/>
-              </w:rPr>
-              <w:t xml:space="preserve"> sortant</w:t>
+              <w:t>Bénéficiaire vide pour MT103 entrant et sortant</w:t>
             </w:r>
           </w:p>
         </w:tc>
@@ -10572,7 +10362,10 @@
     </w:p>
     <w:p>
       <w:r>
-        <w:t>Les modifications suivantes ont été apportées le 06/02/2026 :</w:t>
+        <w:t xml:space="preserve">Les modifications suivantes ont été </w:t>
+      </w:r>
+      <w:r>
+        <w:t>apportées le 06/02/2026 :</w:t>
       </w:r>
     </w:p>
     <w:p/>
@@ -10586,7 +10379,10 @@
     </w:p>
     <w:p>
       <w:r>
-        <w:t>Une nouvelle colonne « reference_origine » a été ajoutée dans le classeur Excel (feuille summary et toutes les feuilles secondaires). Elle contient la valeur du champ F21 (Référence d'origine) pour les MT202 (entrants et sortants) et les MT910 (entrants uniquement, puisqu'on ne traite pas les MT910 sortants).</w:t>
+        <w:t>Une nouvelle colonne « reference_origine » a été ajoutée dans le classeur Excel (feuille summary et toutes les feuilles secondaires). Elle contient la valeur du champ F21 (Référence d'ori</w:t>
+      </w:r>
+      <w:r>
+        <w:t>gine) pour les MT202 (entrants et sortants) et les MT910 (entrants uniquement, puisqu'on ne traite pas les MT910 sortants).</w:t>
       </w:r>
     </w:p>
     <w:p/>
@@ -10600,7 +10396,10 @@
     </w:p>
     <w:p>
       <w:r>
-        <w:t>Si le code BEACCMCX091 est détecté dans le champ F52A d'un message MT202 sortant, le message est placé en exception (feuille « Autres_Exceptions »).</w:t>
+        <w:t>Si le code BEACCMCX091 est détecté dans le champ F52A d'un message MT202 sortant, le m</w:t>
+      </w:r>
+      <w:r>
+        <w:t>essage est placé en exception (feuille « Autres_Exceptions »).</w:t>
       </w:r>
     </w:p>
     <w:p/>
@@ -10614,7 +10413,10 @@
     </w:p>
     <w:p>
       <w:r>
-        <w:t>Si la sous-chaîne « BC » est détectée dans le champ F21 (référence d'origine) d'un message MT202 sortant, le message est placé en exception avec le commentaire « opération salle des marchés ».</w:t>
+        <w:t xml:space="preserve">Si la sous-chaîne « BC » est détectée dans le champ F21 (référence d'origine) d'un message MT202 sortant, le message est placé en exception </w:t>
+      </w:r>
+      <w:r>
+        <w:t>avec le commentaire « opération salle des marchés ».</w:t>
       </w:r>
     </w:p>
     <w:p/>
@@ -10628,7 +10430,10 @@
     </w:p>
     <w:p>
       <w:r>
-        <w:t>Pour les MT202 entrants, le commentaire est désormais extrait en prenant tout ce qui suit « Texte descriptif: » sur la même ligne dans le champ F72. Si plusieurs occurrences existent, elles sont séparées par des /.</w:t>
+        <w:t xml:space="preserve">Pour les MT202 entrants, le commentaire est désormais extrait en prenant tout ce qui suit « Texte descriptif: » sur la même ligne dans le champ F72. Si plusieurs </w:t>
+      </w:r>
+      <w:r>
+        <w:t>occurrences existent, elles sont séparées par des /.</w:t>
       </w:r>
     </w:p>
     <w:p/>
@@ -10642,7 +10447,10 @@
     </w:p>
     <w:p>
       <w:r>
-        <w:t>Pour les MT910 entrants, le commentaire est extrait depuis le champ F72, en prenant le contenu qui suit « Info émetteur – destinataire » jusqu'à « Block 5 ». Les lignes sont jointes par des /.</w:t>
+        <w:t>Pour les MT910 entrants, le commentaire est extrait depuis le champ F72, en prenant le contenu qui suit « Info émetteur – destinataire » jusqu'à « Block 5 ». Les lignes so</w:t>
+      </w:r>
+      <w:r>
+        <w:t>nt jointes par des /.</w:t>
       </w:r>
     </w:p>
     <w:p/>
@@ -10656,7 +10464,10 @@
     </w:p>
     <w:p>
       <w:r>
-        <w:t>Pour les MT910 entrants, le donneur d'ordre est désormais extrait avec les mêmes règles et le même ordre de priorité que pour les MT202 entrants (F52A BIC → F52D code 4 chiffres → F52D BIC → F52D nom).</w:t>
+        <w:t>Pour les MT910 entrants, le donneur d'ordre est désormais extrait avec les mêmes règles et le même ordre de priorité que pour les MT202 entrants (F52A BIC → F52D code 4 chiffres → F52D BIC → F52D nom</w:t>
+      </w:r>
+      <w:r>
+        <w:t>).</w:t>
       </w:r>
     </w:p>
     <w:p/>
@@ -10684,7 +10495,10 @@
     </w:p>
     <w:p>
       <w:r>
-        <w:t>L'interface permet désormais de prévisualiser toutes les feuilles du fichier Excel généré (summary, BEACCMCX091, Exceptions_323201, Autres_Exceptions, Doublons_potentiels, feuilles par pays, etc.) via un système d'onglets, sans avoir à télécharger le fichier.</w:t>
+        <w:t>L'interface permet désormais de prévisua</w:t>
+      </w:r>
+      <w:r>
+        <w:t>liser toutes les feuilles du fichier Excel généré (summary, BEACCMCX091, Exceptions_323201, Autres_Exceptions, Doublons_potentiels, feuilles par pays, etc.) via un système d'onglets, sans avoir à télécharger le fichier.</w:t>
       </w:r>
     </w:p>
     <w:p>
@@ -10692,7 +10506,10 @@
         <w:pStyle w:val="Heading1"/>
       </w:pPr>
       <w:r>
-        <w:t>Historique des modifications - Février 2026</w:t>
+        <w:t>Historique des modifications - Févri</w:t>
+      </w:r>
+      <w:r>
+        <w:t>er 2026</w:t>
       </w:r>
     </w:p>
     <w:p/>
@@ -10813,13 +10630,7 @@
               <w:rPr>
                 <w:rFonts w:ascii="Times New Roman" w:hAnsi="Times New Roman" w:cs="Times New Roman"/>
               </w:rPr>
-              <w:t>Transaction Reference Numbe</w:t>
-            </w:r>
-            <w:r>
-              <w:rPr>
-                <w:rFonts w:ascii="Times New Roman" w:hAnsi="Times New Roman" w:cs="Times New Roman"/>
-              </w:rPr>
-              <w:t>r</w:t>
+              <w:t>Transaction Reference Number</w:t>
             </w:r>
           </w:p>
         </w:tc>
@@ -11067,14 +10878,7 @@
                 <w:rFonts w:ascii="Times New Roman" w:hAnsi="Times New Roman" w:cs="Times New Roman"/>
                 <w:lang w:val="fr-FR"/>
               </w:rPr>
-              <w:t>Client donneur d'ordre</w:t>
-            </w:r>
-            <w:r>
-              <w:rPr>
-                <w:rFonts w:ascii="Times New Roman" w:hAnsi="Times New Roman" w:cs="Times New Roman"/>
-                <w:lang w:val="fr-FR"/>
-              </w:rPr>
-              <w:t xml:space="preserve"> (variations: F50K, F50F)</w:t>
+              <w:t>Client donneur d'ordre (variations: F50K, F50F)</w:t>
             </w:r>
           </w:p>
         </w:tc>
@@ -11510,13 +11314,7 @@
               <w:rPr>
                 <w:rFonts w:ascii="Times New Roman" w:hAnsi="Times New Roman" w:cs="Times New Roman"/>
               </w:rPr>
-              <w:t>Beneficiary I</w:t>
-            </w:r>
-            <w:r>
-              <w:rPr>
-                <w:rFonts w:ascii="Times New Roman" w:hAnsi="Times New Roman" w:cs="Times New Roman"/>
-              </w:rPr>
-              <w:t>nstitution</w:t>
+              <w:t>Beneficiary Institution</w:t>
             </w:r>
           </w:p>
         </w:tc>
@@ -23636,7 +23434,7 @@
 </file>
 
 <file path=customXml/itemProps1.xml><?xml version="1.0" encoding="utf-8"?>
-<ds:datastoreItem xmlns:ds="http://schemas.openxmlformats.org/officeDocument/2006/customXml" ds:itemID="{7618EB7C-0348-42B0-B91B-908F16DEB6B3}">
+<ds:datastoreItem xmlns:ds="http://schemas.openxmlformats.org/officeDocument/2006/customXml" ds:itemID="{5C6A47CE-4853-45B7-8D0E-781ABC1777DF}">
   <ds:schemaRefs>
     <ds:schemaRef ds:uri="http://schemas.openxmlformats.org/officeDocument/2006/bibliography"/>
   </ds:schemaRefs>

--- a/DOCUMENTATION_TECHNIQUE_SWIFT_EXTRACTOR.docx
+++ b/DOCUMENTATION_TECHNIQUE_SWIFT_EXTRACTOR.docx
@@ -6727,7 +6727,7 @@
           <w:rFonts w:ascii="Times New Roman" w:hAnsi="Times New Roman" w:cs="Times New Roman"/>
           <w:lang w:val="fr-FR"/>
         </w:rPr>
-        <w:t>4.1 Règle 1: Messages MT103 USD - Exclusion BANQUE DE FRANCE</w:t>
+        <w:t>4.1 Règle 1: Messages MT103 USD - Onglet BANQUE DE FRANCE</w:t>
       </w:r>
     </w:p>
     <w:p>
@@ -6774,7 +6774,7 @@
           <w:b/>
           <w:lang w:val="fr-FR"/>
         </w:rPr>
-        <w:t>Condition d'ex</w:t>
+        <w:t>Condition de</w:t>
       </w:r>
       <w:bookmarkStart w:id="0" w:name="_GoBack"/>
       <w:bookmarkEnd w:id="0"/>
@@ -6799,7 +6799,7 @@
           <w:rFonts w:ascii="Times New Roman" w:hAnsi="Times New Roman" w:cs="Times New Roman"/>
           <w:lang w:val="fr-FR"/>
         </w:rPr>
-        <w:t>Un message MT103 en USD est EXCLU du classeur si l'un des champs F53A, F54A ou F57A contient:</w:t>
+        <w:t>Un message MT103 en USD est classé dans un onglet séparé « BANQUE DE FRANCE » si l'un des champs F53A, F54A ou F57A contient:</w:t>
       </w:r>
       <w:r>
         <w:rPr>
@@ -6861,7 +6861,7 @@
           <w:rFonts w:ascii="Times New Roman" w:hAnsi="Times New Roman" w:cs="Times New Roman"/>
           <w:lang w:val="fr-FR"/>
         </w:rPr>
-        <w:t xml:space="preserve">Le message n'apparaît dans AUCUNE feuille du classeur (ni </w:t>
+        <w:t xml:space="preserve">Le message est placé dans un onglet dédié « BANQUE DE FRANCE » (il n'apparaît pas dans le </w:t>
       </w:r>
       <w:proofErr w:type="spellStart"/>
       <w:r>
@@ -10400,6 +10400,8 @@
       </w:r>
       <w:r>
         <w:t>essage est placé en exception (feuille « Autres_Exceptions »).</w:t>
+        <w:br/>
+        <w:t>Exception : si l'expéditeur (sender) commence par BEACCMCX et le destinataire (receiver) est SCBLGB2LXXX ou CITIGB2LXXX, l'exception est annulée et le message est traité normalement.</w:t>
       </w:r>
     </w:p>
     <w:p/>
@@ -10417,6 +10419,8 @@
       </w:r>
       <w:r>
         <w:t>avec le commentaire « opération salle des marchés ».</w:t>
+        <w:br/>
+        <w:t>Exception : si le destinataire (receiver BIC) est SCBLGB2LXXX (Standard Chartered) ou CITIGB2LXXX (Citibank), l'exception est annulée et le message est traité normalement.</w:t>
       </w:r>
     </w:p>
     <w:p/>

--- a/DOCUMENTATION_TECHNIQUE_SWIFT_EXTRACTOR.docx
+++ b/DOCUMENTATION_TECHNIQUE_SWIFT_EXTRACTOR.docx
@@ -4933,10 +4933,7 @@
           </w:tcPr>
           <w:p>
             <w:r>
-              <w:rPr>
-                <w:sz w:val="18"/>
-              </w:rPr>
-              <w:t>Condition</w:t>
+              <w:t>Condition (règle 1)</w:t>
             </w:r>
           </w:p>
         </w:tc>
@@ -4946,10 +4943,7 @@
           </w:tcPr>
           <w:p>
             <w:r>
-              <w:rPr>
-                <w:sz w:val="18"/>
-              </w:rPr>
-              <w:t>Les 8 premiers caractères du code_donneur_dordre dans la liste forex</w:t>
+              <w:t>Les 8 premiers caractères du code_donneur_dordre figurent dans la liste des codes forex</w:t>
             </w:r>
           </w:p>
         </w:tc>
@@ -4961,10 +4955,7 @@
           </w:tcPr>
           <w:p>
             <w:r>
-              <w:rPr>
-                <w:sz w:val="18"/>
-              </w:rPr>
-              <w:t>Source codes forex</w:t>
+              <w:t>Condition (règle 2)</w:t>
             </w:r>
           </w:p>
         </w:tc>
@@ -4974,10 +4965,7 @@
           </w:tcPr>
           <w:p>
             <w:r>
-              <w:rPr>
-                <w:sz w:val="18"/>
-              </w:rPr>
-              <w:t>Feuille « forex » de bic_codes.xlsx (colonne A, ligne 2+)</w:t>
+              <w:t>Si la règle 1 échoue ET que le correspondant commence par CITIUS33 ET que la devise est USD : on cherche les codes forex dans le champ F50A du message (recherche de sous-chaîne)</w:t>
             </w:r>
           </w:p>
         </w:tc>
@@ -4992,6 +4980,34 @@
               <w:rPr>
                 <w:sz w:val="18"/>
               </w:rPr>
+              <w:t>Source codes forex</w:t>
+            </w:r>
+          </w:p>
+        </w:tc>
+        <w:tc>
+          <w:tcPr>
+            <w:tcW w:type="dxa" w:w="4320"/>
+          </w:tcPr>
+          <w:p>
+            <w:r>
+              <w:rPr>
+                <w:sz w:val="18"/>
+              </w:rPr>
+              <w:t>Feuille « forex » de bic_codes.xlsx (colonne A, ligne 2+)</w:t>
+            </w:r>
+          </w:p>
+        </w:tc>
+      </w:tr>
+      <w:tr>
+        <w:tc>
+          <w:tcPr>
+            <w:tcW w:type="dxa" w:w="4320"/>
+          </w:tcPr>
+          <w:p>
+            <w:r>
+              <w:rPr>
+                <w:sz w:val="18"/>
+              </w:rPr>
               <w:t>Action</w:t>
             </w:r>
           </w:p>
@@ -5011,6 +5027,15 @@
         </w:tc>
       </w:tr>
     </w:tbl>
+    <w:p>
+      <w:pPr/>
+      <w:r>
+        <w:rPr>
+          <w:i/>
+        </w:rPr>
+        <w:t xml:space="preserve">Note : La règle 2 (CITIUS33 + USD) permet de détecter les opérations forex lorsque le code donneur d'ordre extrait de F52A n'est pas dans la liste forex, mais que le champ F50A contient un code forex. Le donneur d'ordre issu de F52A est conservé tel quel.</w:t>
+      </w:r>
+    </w:p>
     <w:p>
       <w:pPr>
         <w:pStyle w:val="Heading2"/>
